--- a/downloads/Sharmila_Rammohan_Perplexity_Senior_Editor_Writing_Portfolio.docx
+++ b/downloads/Sharmila_Rammohan_Perplexity_Senior_Editor_Writing_Portfolio.docx
@@ -30,7 +30,7 @@
           <w:color w:val="5A6670"/>
           <w:sz w:val="18"/>
         </w:rPr>
-        <w:t>Original application writing sample  |  Sharmila Rammohan</w:t>
+        <w:t>Original application writing sample  |  Sharmila Das</w:t>
       </w:r>
     </w:p>
     <w:p>
@@ -106,7 +106,7 @@
           <w:color w:val="5A6670"/>
           <w:sz w:val="18"/>
         </w:rPr>
-        <w:t>Original application writing sample  |  Sharmila Rammohan</w:t>
+        <w:t>Original application writing sample  |  Sharmila Das</w:t>
       </w:r>
     </w:p>
     <w:p>
@@ -238,7 +238,7 @@
           <w:color w:val="5A6670"/>
           <w:sz w:val="18"/>
         </w:rPr>
-        <w:t>Original application writing sample  |  Sharmila Rammohan</w:t>
+        <w:t>Original application writing sample  |  Sharmila Das</w:t>
       </w:r>
     </w:p>
     <w:p>
@@ -483,7 +483,7 @@
           <w:color w:val="5A6670"/>
           <w:sz w:val="18"/>
         </w:rPr>
-        <w:t>Original application writing sample  |  Sharmila Rammohan</w:t>
+        <w:t>Original application writing sample  |  Sharmila Das</w:t>
       </w:r>
     </w:p>
     <w:p>
@@ -1150,7 +1150,7 @@
         <w:color w:val="5A6670"/>
         <w:sz w:val="16"/>
       </w:rPr>
-      <w:t>Sharmila Rammohan  •  Writing Sample</w:t>
+      <w:t>Sharmila Das  •  Writing Sample</w:t>
     </w:r>
   </w:p>
 </w:ftr>
